--- a/courses/phy214/practice-exams/e7/phy214-practice-exam-7-ch-27-28-v1.docx
+++ b/courses/phy214/practice-exams/e7/phy214-practice-exam-7-ch-27-28-v1.docx
@@ -15,7 +15,7 @@
         <w:pStyle w:val="BodyText"/>
       </w:pPr>
       <w:r>
-        <w:t> </w:t>
+        <w:t xml:space="preserve"> </w:t>
       </w:r>
     </w:p>
     <w:p>
@@ -31,7 +31,7 @@
         <w:pStyle w:val="BodyText"/>
       </w:pPr>
       <w:r>
-        <w:t> </w:t>
+        <w:t xml:space="preserve"> </w:t>
       </w:r>
     </w:p>
     <w:p>
@@ -47,7 +47,7 @@
         <w:pStyle w:val="BodyText"/>
       </w:pPr>
       <w:r>
-        <w:t> </w:t>
+        <w:t xml:space="preserve"> </w:t>
       </w:r>
     </w:p>
     <w:p>
@@ -63,7 +63,7 @@
         <w:pStyle w:val="BodyText"/>
       </w:pPr>
       <w:r>
-        <w:t> </w:t>
+        <w:t xml:space="preserve"> </w:t>
       </w:r>
     </w:p>
     <w:p>
@@ -175,7 +175,7 @@
         </w:numPr>
       </w:pPr>
       <w:r>
-        <w:t> </w:t>
+        <w:t xml:space="preserve"> </w:t>
       </w:r>
     </w:p>
     <w:p>
@@ -194,18 +194,18 @@
         </m:r>
       </m:oMath>
       <w:r>
-        <w:t>ANSWER: ____________________________  </w:t>
-      </w:r>
-    </w:p>
-    <w:p>
-      <w:pPr>
-        <w:numPr>
-          <w:ilvl w:val="0"/>
-          <w:numId w:val="1"/>
-        </w:numPr>
-      </w:pPr>
-      <w:r>
-        <w:t> </w:t>
+        <w:t xml:space="preserve">ANSWER: ____________________________  </w:t>
+      </w:r>
+    </w:p>
+    <w:p>
+      <w:pPr>
+        <w:numPr>
+          <w:ilvl w:val="0"/>
+          <w:numId w:val="1"/>
+        </w:numPr>
+      </w:pPr>
+      <w:r>
+        <w:t xml:space="preserve"> </w:t>
       </w:r>
     </w:p>
     <w:p>
@@ -270,7 +270,7 @@
         </w:numPr>
       </w:pPr>
       <w:r>
-        <w:t> </w:t>
+        <w:t xml:space="preserve"> </w:t>
       </w:r>
     </w:p>
     <w:p>
@@ -289,18 +289,18 @@
         </m:r>
       </m:oMath>
       <w:r>
-        <w:t>ANSWER: ____________________________  </w:t>
-      </w:r>
-    </w:p>
-    <w:p>
-      <w:pPr>
-        <w:numPr>
-          <w:ilvl w:val="0"/>
-          <w:numId w:val="1"/>
-        </w:numPr>
-      </w:pPr>
-      <w:r>
-        <w:t> </w:t>
+        <w:t xml:space="preserve">ANSWER: ____________________________  </w:t>
+      </w:r>
+    </w:p>
+    <w:p>
+      <w:pPr>
+        <w:numPr>
+          <w:ilvl w:val="0"/>
+          <w:numId w:val="1"/>
+        </w:numPr>
+      </w:pPr>
+      <w:r>
+        <w:t xml:space="preserve"> </w:t>
       </w:r>
     </w:p>
     <w:p>
@@ -407,7 +407,7 @@
         </w:numPr>
       </w:pPr>
       <w:r>
-        <w:t> </w:t>
+        <w:t xml:space="preserve"> </w:t>
       </w:r>
     </w:p>
     <w:p>
@@ -426,18 +426,18 @@
         </m:r>
       </m:oMath>
       <w:r>
-        <w:t>ANSWER: ____________________________  </w:t>
-      </w:r>
-    </w:p>
-    <w:p>
-      <w:pPr>
-        <w:numPr>
-          <w:ilvl w:val="0"/>
-          <w:numId w:val="1"/>
-        </w:numPr>
-      </w:pPr>
-      <w:r>
-        <w:t> </w:t>
+        <w:t xml:space="preserve">ANSWER: ____________________________  </w:t>
+      </w:r>
+    </w:p>
+    <w:p>
+      <w:pPr>
+        <w:numPr>
+          <w:ilvl w:val="0"/>
+          <w:numId w:val="1"/>
+        </w:numPr>
+      </w:pPr>
+      <w:r>
+        <w:t xml:space="preserve"> </w:t>
       </w:r>
     </w:p>
     <w:p>
@@ -520,7 +520,7 @@
         </w:numPr>
       </w:pPr>
       <w:r>
-        <w:t> </w:t>
+        <w:t xml:space="preserve"> </w:t>
       </w:r>
     </w:p>
     <w:p>
@@ -539,18 +539,18 @@
         </m:r>
       </m:oMath>
       <w:r>
-        <w:t>ANSWER: ____________________________  </w:t>
-      </w:r>
-    </w:p>
-    <w:p>
-      <w:pPr>
-        <w:numPr>
-          <w:ilvl w:val="0"/>
-          <w:numId w:val="1"/>
-        </w:numPr>
-      </w:pPr>
-      <w:r>
-        <w:t> </w:t>
+        <w:t xml:space="preserve">ANSWER: ____________________________  </w:t>
+      </w:r>
+    </w:p>
+    <w:p>
+      <w:pPr>
+        <w:numPr>
+          <w:ilvl w:val="0"/>
+          <w:numId w:val="1"/>
+        </w:numPr>
+      </w:pPr>
+      <w:r>
+        <w:t xml:space="preserve"> </w:t>
       </w:r>
     </w:p>
     <w:p>
@@ -657,7 +657,7 @@
         </w:numPr>
       </w:pPr>
       <w:r>
-        <w:t> </w:t>
+        <w:t xml:space="preserve"> </w:t>
       </w:r>
     </w:p>
     <w:p>
@@ -676,18 +676,18 @@
         </m:r>
       </m:oMath>
       <w:r>
-        <w:t>ANSWER: ____________________________  </w:t>
-      </w:r>
-    </w:p>
-    <w:p>
-      <w:pPr>
-        <w:numPr>
-          <w:ilvl w:val="0"/>
-          <w:numId w:val="1"/>
-        </w:numPr>
-      </w:pPr>
-      <w:r>
-        <w:t> </w:t>
+        <w:t xml:space="preserve">ANSWER: ____________________________  </w:t>
+      </w:r>
+    </w:p>
+    <w:p>
+      <w:pPr>
+        <w:numPr>
+          <w:ilvl w:val="0"/>
+          <w:numId w:val="1"/>
+        </w:numPr>
+      </w:pPr>
+      <w:r>
+        <w:t xml:space="preserve"> </w:t>
       </w:r>
     </w:p>
     <w:p>
@@ -794,7 +794,7 @@
         </w:numPr>
       </w:pPr>
       <w:r>
-        <w:t> </w:t>
+        <w:t xml:space="preserve"> </w:t>
       </w:r>
     </w:p>
     <w:p>
@@ -813,18 +813,18 @@
         </m:r>
       </m:oMath>
       <w:r>
-        <w:t>ANSWER: ____________________________  </w:t>
-      </w:r>
-    </w:p>
-    <w:p>
-      <w:pPr>
-        <w:numPr>
-          <w:ilvl w:val="0"/>
-          <w:numId w:val="1"/>
-        </w:numPr>
-      </w:pPr>
-      <w:r>
-        <w:t> </w:t>
+        <w:t xml:space="preserve">ANSWER: ____________________________  </w:t>
+      </w:r>
+    </w:p>
+    <w:p>
+      <w:pPr>
+        <w:numPr>
+          <w:ilvl w:val="0"/>
+          <w:numId w:val="1"/>
+        </w:numPr>
+      </w:pPr>
+      <w:r>
+        <w:t xml:space="preserve"> </w:t>
       </w:r>
     </w:p>
     <w:p>
@@ -931,7 +931,7 @@
         </w:numPr>
       </w:pPr>
       <w:r>
-        <w:t> </w:t>
+        <w:t xml:space="preserve"> </w:t>
       </w:r>
     </w:p>
     <w:p>
@@ -950,27 +950,25 @@
         </m:r>
       </m:oMath>
       <w:r>
-        <w:t>ANSWER: ____________________________  </w:t>
-      </w:r>
-    </w:p>
-    <w:p>
-      <w:pPr>
-        <w:numPr>
-          <w:ilvl w:val="0"/>
-          <w:numId w:val="1"/>
-        </w:numPr>
-      </w:pPr>
-      <w:r>
-        <w:t> </w:t>
+        <w:t xml:space="preserve">ANSWER: ____________________________  </w:t>
+      </w:r>
+    </w:p>
+    <w:p>
+      <w:pPr>
+        <w:numPr>
+          <w:ilvl w:val="0"/>
+          <w:numId w:val="1"/>
+        </w:numPr>
+      </w:pPr>
+      <w:r>
+        <w:t xml:space="preserve"> </w:t>
       </w:r>
     </w:p>
     <w:p>
       <w:pPr>
         <w:spacing w:after="200"/>
       </w:pPr>
-      <w:r>
-        <w:br w:type="page"/>
-      </w:r>
+      <w:r/>
     </w:p>
     <w:p>
       <w:pPr>
@@ -980,7 +978,6 @@
         </w:numPr>
       </w:pPr>
       <w:r>
-        <w:lastRenderedPageBreak/>
         <w:t xml:space="preserve">The primary mirror of an orbiting space telescope has a diameter of </w:t>
       </w:r>
       <m:oMath>
@@ -1037,7 +1034,7 @@
         </w:numPr>
       </w:pPr>
       <w:r>
-        <w:t> </w:t>
+        <w:t xml:space="preserve"> </w:t>
       </w:r>
     </w:p>
     <w:p>
@@ -1056,18 +1053,18 @@
         </m:r>
       </m:oMath>
       <w:r>
-        <w:t>ANSWER: ____________________________  </w:t>
-      </w:r>
-    </w:p>
-    <w:p>
-      <w:pPr>
-        <w:numPr>
-          <w:ilvl w:val="0"/>
-          <w:numId w:val="1"/>
-        </w:numPr>
-      </w:pPr>
-      <w:r>
-        <w:t> </w:t>
+        <w:t xml:space="preserve">ANSWER: ____________________________  </w:t>
+      </w:r>
+    </w:p>
+    <w:p>
+      <w:pPr>
+        <w:numPr>
+          <w:ilvl w:val="0"/>
+          <w:numId w:val="1"/>
+        </w:numPr>
+      </w:pPr>
+      <w:r>
+        <w:t xml:space="preserve"> </w:t>
       </w:r>
     </w:p>
     <w:p>
@@ -1172,7 +1169,7 @@
         </w:numPr>
       </w:pPr>
       <w:r>
-        <w:t> </w:t>
+        <w:t xml:space="preserve"> </w:t>
       </w:r>
     </w:p>
     <w:p>
@@ -1191,18 +1188,18 @@
         </m:r>
       </m:oMath>
       <w:r>
-        <w:t>ANSWER: ____________________________  </w:t>
-      </w:r>
-    </w:p>
-    <w:p>
-      <w:pPr>
-        <w:numPr>
-          <w:ilvl w:val="0"/>
-          <w:numId w:val="1"/>
-        </w:numPr>
-      </w:pPr>
-      <w:r>
-        <w:t> </w:t>
+        <w:t xml:space="preserve">ANSWER: ____________________________  </w:t>
+      </w:r>
+    </w:p>
+    <w:p>
+      <w:pPr>
+        <w:numPr>
+          <w:ilvl w:val="0"/>
+          <w:numId w:val="1"/>
+        </w:numPr>
+      </w:pPr>
+      <w:r>
+        <w:t xml:space="preserve"> </w:t>
       </w:r>
     </w:p>
     <w:p>
@@ -1285,7 +1282,7 @@
         </w:numPr>
       </w:pPr>
       <w:r>
-        <w:t> </w:t>
+        <w:t xml:space="preserve"> </w:t>
       </w:r>
     </w:p>
     <w:p>
@@ -1304,18 +1301,18 @@
         </m:r>
       </m:oMath>
       <w:r>
-        <w:t>ANSWER: ____________________________  </w:t>
-      </w:r>
-    </w:p>
-    <w:p>
-      <w:pPr>
-        <w:numPr>
-          <w:ilvl w:val="0"/>
-          <w:numId w:val="1"/>
-        </w:numPr>
-      </w:pPr>
-      <w:r>
-        <w:t> </w:t>
+        <w:t xml:space="preserve">ANSWER: ____________________________  </w:t>
+      </w:r>
+    </w:p>
+    <w:p>
+      <w:pPr>
+        <w:numPr>
+          <w:ilvl w:val="0"/>
+          <w:numId w:val="1"/>
+        </w:numPr>
+      </w:pPr>
+      <w:r>
+        <w:t xml:space="preserve"> </w:t>
       </w:r>
     </w:p>
     <w:p>
@@ -1399,7 +1396,7 @@
         </w:numPr>
       </w:pPr>
       <w:r>
-        <w:t> </w:t>
+        <w:t xml:space="preserve"> </w:t>
       </w:r>
     </w:p>
     <w:p>
@@ -1418,18 +1415,18 @@
         </m:r>
       </m:oMath>
       <w:r>
-        <w:t>ANSWER: ____________________________  </w:t>
-      </w:r>
-    </w:p>
-    <w:p>
-      <w:pPr>
-        <w:numPr>
-          <w:ilvl w:val="0"/>
-          <w:numId w:val="1"/>
-        </w:numPr>
-      </w:pPr>
-      <w:r>
-        <w:t> </w:t>
+        <w:t xml:space="preserve">ANSWER: ____________________________  </w:t>
+      </w:r>
+    </w:p>
+    <w:p>
+      <w:pPr>
+        <w:numPr>
+          <w:ilvl w:val="0"/>
+          <w:numId w:val="1"/>
+        </w:numPr>
+      </w:pPr>
+      <w:r>
+        <w:t xml:space="preserve"> </w:t>
       </w:r>
     </w:p>
     <w:p>
@@ -1569,7 +1566,7 @@
         </w:numPr>
       </w:pPr>
       <w:r>
-        <w:t> </w:t>
+        <w:t xml:space="preserve"> </w:t>
       </w:r>
     </w:p>
     <w:p>
@@ -1588,18 +1585,18 @@
         </m:r>
       </m:oMath>
       <w:r>
-        <w:t>ANSWER: ____________________________  </w:t>
-      </w:r>
-    </w:p>
-    <w:p>
-      <w:pPr>
-        <w:numPr>
-          <w:ilvl w:val="0"/>
-          <w:numId w:val="1"/>
-        </w:numPr>
-      </w:pPr>
-      <w:r>
-        <w:t> </w:t>
+        <w:t xml:space="preserve">ANSWER: ____________________________  </w:t>
+      </w:r>
+    </w:p>
+    <w:p>
+      <w:pPr>
+        <w:numPr>
+          <w:ilvl w:val="0"/>
+          <w:numId w:val="1"/>
+        </w:numPr>
+      </w:pPr>
+      <w:r>
+        <w:t xml:space="preserve"> </w:t>
       </w:r>
     </w:p>
     <w:p>

--- a/courses/phy214/practice-exams/e7/phy214-practice-exam-7-ch-27-28-v1.docx
+++ b/courses/phy214/practice-exams/e7/phy214-practice-exam-7-ch-27-28-v1.docx
@@ -15,7 +15,7 @@
         <w:pStyle w:val="BodyText"/>
       </w:pPr>
       <w:r>
-        <w:t xml:space="preserve"> </w:t>
+        <w:t> </w:t>
       </w:r>
     </w:p>
     <w:p>
@@ -31,7 +31,7 @@
         <w:pStyle w:val="BodyText"/>
       </w:pPr>
       <w:r>
-        <w:t xml:space="preserve"> </w:t>
+        <w:t> </w:t>
       </w:r>
     </w:p>
     <w:p>
@@ -47,7 +47,7 @@
         <w:pStyle w:val="BodyText"/>
       </w:pPr>
       <w:r>
-        <w:t xml:space="preserve"> </w:t>
+        <w:t> </w:t>
       </w:r>
     </w:p>
     <w:p>
@@ -63,7 +63,7 @@
         <w:pStyle w:val="BodyText"/>
       </w:pPr>
       <w:r>
-        <w:t xml:space="preserve"> </w:t>
+        <w:t> </w:t>
       </w:r>
     </w:p>
     <w:p>
@@ -175,7 +175,7 @@
         </w:numPr>
       </w:pPr>
       <w:r>
-        <w:t xml:space="preserve"> </w:t>
+        <w:t> </w:t>
       </w:r>
     </w:p>
     <w:p>
@@ -194,18 +194,18 @@
         </m:r>
       </m:oMath>
       <w:r>
-        <w:t xml:space="preserve">ANSWER: ____________________________  </w:t>
-      </w:r>
-    </w:p>
-    <w:p>
-      <w:pPr>
-        <w:numPr>
-          <w:ilvl w:val="0"/>
-          <w:numId w:val="1"/>
-        </w:numPr>
-      </w:pPr>
-      <w:r>
-        <w:t xml:space="preserve"> </w:t>
+        <w:t>ANSWER: ____________________________  </w:t>
+      </w:r>
+    </w:p>
+    <w:p>
+      <w:pPr>
+        <w:numPr>
+          <w:ilvl w:val="0"/>
+          <w:numId w:val="1"/>
+        </w:numPr>
+      </w:pPr>
+      <w:r>
+        <w:t> </w:t>
       </w:r>
     </w:p>
     <w:p>
@@ -270,7 +270,7 @@
         </w:numPr>
       </w:pPr>
       <w:r>
-        <w:t xml:space="preserve"> </w:t>
+        <w:t> </w:t>
       </w:r>
     </w:p>
     <w:p>
@@ -289,18 +289,18 @@
         </m:r>
       </m:oMath>
       <w:r>
-        <w:t xml:space="preserve">ANSWER: ____________________________  </w:t>
-      </w:r>
-    </w:p>
-    <w:p>
-      <w:pPr>
-        <w:numPr>
-          <w:ilvl w:val="0"/>
-          <w:numId w:val="1"/>
-        </w:numPr>
-      </w:pPr>
-      <w:r>
-        <w:t xml:space="preserve"> </w:t>
+        <w:t>ANSWER: ____________________________  </w:t>
+      </w:r>
+    </w:p>
+    <w:p>
+      <w:pPr>
+        <w:numPr>
+          <w:ilvl w:val="0"/>
+          <w:numId w:val="1"/>
+        </w:numPr>
+      </w:pPr>
+      <w:r>
+        <w:t> </w:t>
       </w:r>
     </w:p>
     <w:p>
@@ -407,7 +407,7 @@
         </w:numPr>
       </w:pPr>
       <w:r>
-        <w:t xml:space="preserve"> </w:t>
+        <w:t> </w:t>
       </w:r>
     </w:p>
     <w:p>
@@ -426,18 +426,18 @@
         </m:r>
       </m:oMath>
       <w:r>
-        <w:t xml:space="preserve">ANSWER: ____________________________  </w:t>
-      </w:r>
-    </w:p>
-    <w:p>
-      <w:pPr>
-        <w:numPr>
-          <w:ilvl w:val="0"/>
-          <w:numId w:val="1"/>
-        </w:numPr>
-      </w:pPr>
-      <w:r>
-        <w:t xml:space="preserve"> </w:t>
+        <w:t>ANSWER: ____________________________  </w:t>
+      </w:r>
+    </w:p>
+    <w:p>
+      <w:pPr>
+        <w:numPr>
+          <w:ilvl w:val="0"/>
+          <w:numId w:val="1"/>
+        </w:numPr>
+      </w:pPr>
+      <w:r>
+        <w:t> </w:t>
       </w:r>
     </w:p>
     <w:p>
@@ -520,7 +520,7 @@
         </w:numPr>
       </w:pPr>
       <w:r>
-        <w:t xml:space="preserve"> </w:t>
+        <w:t> </w:t>
       </w:r>
     </w:p>
     <w:p>
@@ -539,18 +539,18 @@
         </m:r>
       </m:oMath>
       <w:r>
-        <w:t xml:space="preserve">ANSWER: ____________________________  </w:t>
-      </w:r>
-    </w:p>
-    <w:p>
-      <w:pPr>
-        <w:numPr>
-          <w:ilvl w:val="0"/>
-          <w:numId w:val="1"/>
-        </w:numPr>
-      </w:pPr>
-      <w:r>
-        <w:t xml:space="preserve"> </w:t>
+        <w:t>ANSWER: ____________________________  </w:t>
+      </w:r>
+    </w:p>
+    <w:p>
+      <w:pPr>
+        <w:numPr>
+          <w:ilvl w:val="0"/>
+          <w:numId w:val="1"/>
+        </w:numPr>
+      </w:pPr>
+      <w:r>
+        <w:t> </w:t>
       </w:r>
     </w:p>
     <w:p>
@@ -657,7 +657,7 @@
         </w:numPr>
       </w:pPr>
       <w:r>
-        <w:t xml:space="preserve"> </w:t>
+        <w:t> </w:t>
       </w:r>
     </w:p>
     <w:p>
@@ -676,18 +676,18 @@
         </m:r>
       </m:oMath>
       <w:r>
-        <w:t xml:space="preserve">ANSWER: ____________________________  </w:t>
-      </w:r>
-    </w:p>
-    <w:p>
-      <w:pPr>
-        <w:numPr>
-          <w:ilvl w:val="0"/>
-          <w:numId w:val="1"/>
-        </w:numPr>
-      </w:pPr>
-      <w:r>
-        <w:t xml:space="preserve"> </w:t>
+        <w:t>ANSWER: ____________________________  </w:t>
+      </w:r>
+    </w:p>
+    <w:p>
+      <w:pPr>
+        <w:numPr>
+          <w:ilvl w:val="0"/>
+          <w:numId w:val="1"/>
+        </w:numPr>
+      </w:pPr>
+      <w:r>
+        <w:t> </w:t>
       </w:r>
     </w:p>
     <w:p>
@@ -794,7 +794,7 @@
         </w:numPr>
       </w:pPr>
       <w:r>
-        <w:t xml:space="preserve"> </w:t>
+        <w:t> </w:t>
       </w:r>
     </w:p>
     <w:p>
@@ -813,18 +813,18 @@
         </m:r>
       </m:oMath>
       <w:r>
-        <w:t xml:space="preserve">ANSWER: ____________________________  </w:t>
-      </w:r>
-    </w:p>
-    <w:p>
-      <w:pPr>
-        <w:numPr>
-          <w:ilvl w:val="0"/>
-          <w:numId w:val="1"/>
-        </w:numPr>
-      </w:pPr>
-      <w:r>
-        <w:t xml:space="preserve"> </w:t>
+        <w:t>ANSWER: ____________________________  </w:t>
+      </w:r>
+    </w:p>
+    <w:p>
+      <w:pPr>
+        <w:numPr>
+          <w:ilvl w:val="0"/>
+          <w:numId w:val="1"/>
+        </w:numPr>
+      </w:pPr>
+      <w:r>
+        <w:t> </w:t>
       </w:r>
     </w:p>
     <w:p>
@@ -931,7 +931,7 @@
         </w:numPr>
       </w:pPr>
       <w:r>
-        <w:t xml:space="preserve"> </w:t>
+        <w:t> </w:t>
       </w:r>
     </w:p>
     <w:p>
@@ -950,25 +950,27 @@
         </m:r>
       </m:oMath>
       <w:r>
-        <w:t xml:space="preserve">ANSWER: ____________________________  </w:t>
-      </w:r>
-    </w:p>
-    <w:p>
-      <w:pPr>
-        <w:numPr>
-          <w:ilvl w:val="0"/>
-          <w:numId w:val="1"/>
-        </w:numPr>
-      </w:pPr>
-      <w:r>
-        <w:t xml:space="preserve"> </w:t>
+        <w:t>ANSWER: ____________________________  </w:t>
+      </w:r>
+    </w:p>
+    <w:p>
+      <w:pPr>
+        <w:numPr>
+          <w:ilvl w:val="0"/>
+          <w:numId w:val="1"/>
+        </w:numPr>
+      </w:pPr>
+      <w:r>
+        <w:t> </w:t>
       </w:r>
     </w:p>
     <w:p>
       <w:pPr>
         <w:spacing w:after="200"/>
       </w:pPr>
-      <w:r/>
+      <w:r>
+        <w:br w:type="page"/>
+      </w:r>
     </w:p>
     <w:p>
       <w:pPr>
@@ -978,6 +980,7 @@
         </w:numPr>
       </w:pPr>
       <w:r>
+        <w:lastRenderedPageBreak/>
         <w:t xml:space="preserve">The primary mirror of an orbiting space telescope has a diameter of </w:t>
       </w:r>
       <m:oMath>
@@ -1034,7 +1037,7 @@
         </w:numPr>
       </w:pPr>
       <w:r>
-        <w:t xml:space="preserve"> </w:t>
+        <w:t> </w:t>
       </w:r>
     </w:p>
     <w:p>
@@ -1053,18 +1056,18 @@
         </m:r>
       </m:oMath>
       <w:r>
-        <w:t xml:space="preserve">ANSWER: ____________________________  </w:t>
-      </w:r>
-    </w:p>
-    <w:p>
-      <w:pPr>
-        <w:numPr>
-          <w:ilvl w:val="0"/>
-          <w:numId w:val="1"/>
-        </w:numPr>
-      </w:pPr>
-      <w:r>
-        <w:t xml:space="preserve"> </w:t>
+        <w:t>ANSWER: ____________________________  </w:t>
+      </w:r>
+    </w:p>
+    <w:p>
+      <w:pPr>
+        <w:numPr>
+          <w:ilvl w:val="0"/>
+          <w:numId w:val="1"/>
+        </w:numPr>
+      </w:pPr>
+      <w:r>
+        <w:t> </w:t>
       </w:r>
     </w:p>
     <w:p>
@@ -1169,7 +1172,7 @@
         </w:numPr>
       </w:pPr>
       <w:r>
-        <w:t xml:space="preserve"> </w:t>
+        <w:t> </w:t>
       </w:r>
     </w:p>
     <w:p>
@@ -1188,18 +1191,18 @@
         </m:r>
       </m:oMath>
       <w:r>
-        <w:t xml:space="preserve">ANSWER: ____________________________  </w:t>
-      </w:r>
-    </w:p>
-    <w:p>
-      <w:pPr>
-        <w:numPr>
-          <w:ilvl w:val="0"/>
-          <w:numId w:val="1"/>
-        </w:numPr>
-      </w:pPr>
-      <w:r>
-        <w:t xml:space="preserve"> </w:t>
+        <w:t>ANSWER: ____________________________  </w:t>
+      </w:r>
+    </w:p>
+    <w:p>
+      <w:pPr>
+        <w:numPr>
+          <w:ilvl w:val="0"/>
+          <w:numId w:val="1"/>
+        </w:numPr>
+      </w:pPr>
+      <w:r>
+        <w:t> </w:t>
       </w:r>
     </w:p>
     <w:p>
@@ -1282,7 +1285,7 @@
         </w:numPr>
       </w:pPr>
       <w:r>
-        <w:t xml:space="preserve"> </w:t>
+        <w:t> </w:t>
       </w:r>
     </w:p>
     <w:p>
@@ -1301,18 +1304,18 @@
         </m:r>
       </m:oMath>
       <w:r>
-        <w:t xml:space="preserve">ANSWER: ____________________________  </w:t>
-      </w:r>
-    </w:p>
-    <w:p>
-      <w:pPr>
-        <w:numPr>
-          <w:ilvl w:val="0"/>
-          <w:numId w:val="1"/>
-        </w:numPr>
-      </w:pPr>
-      <w:r>
-        <w:t xml:space="preserve"> </w:t>
+        <w:t>ANSWER: ____________________________  </w:t>
+      </w:r>
+    </w:p>
+    <w:p>
+      <w:pPr>
+        <w:numPr>
+          <w:ilvl w:val="0"/>
+          <w:numId w:val="1"/>
+        </w:numPr>
+      </w:pPr>
+      <w:r>
+        <w:t> </w:t>
       </w:r>
     </w:p>
     <w:p>
@@ -1396,7 +1399,7 @@
         </w:numPr>
       </w:pPr>
       <w:r>
-        <w:t xml:space="preserve"> </w:t>
+        <w:t> </w:t>
       </w:r>
     </w:p>
     <w:p>
@@ -1415,18 +1418,18 @@
         </m:r>
       </m:oMath>
       <w:r>
-        <w:t xml:space="preserve">ANSWER: ____________________________  </w:t>
-      </w:r>
-    </w:p>
-    <w:p>
-      <w:pPr>
-        <w:numPr>
-          <w:ilvl w:val="0"/>
-          <w:numId w:val="1"/>
-        </w:numPr>
-      </w:pPr>
-      <w:r>
-        <w:t xml:space="preserve"> </w:t>
+        <w:t>ANSWER: ____________________________  </w:t>
+      </w:r>
+    </w:p>
+    <w:p>
+      <w:pPr>
+        <w:numPr>
+          <w:ilvl w:val="0"/>
+          <w:numId w:val="1"/>
+        </w:numPr>
+      </w:pPr>
+      <w:r>
+        <w:t> </w:t>
       </w:r>
     </w:p>
     <w:p>
@@ -1566,7 +1569,7 @@
         </w:numPr>
       </w:pPr>
       <w:r>
-        <w:t xml:space="preserve"> </w:t>
+        <w:t> </w:t>
       </w:r>
     </w:p>
     <w:p>
@@ -1585,18 +1588,18 @@
         </m:r>
       </m:oMath>
       <w:r>
-        <w:t xml:space="preserve">ANSWER: ____________________________  </w:t>
-      </w:r>
-    </w:p>
-    <w:p>
-      <w:pPr>
-        <w:numPr>
-          <w:ilvl w:val="0"/>
-          <w:numId w:val="1"/>
-        </w:numPr>
-      </w:pPr>
-      <w:r>
-        <w:t xml:space="preserve"> </w:t>
+        <w:t>ANSWER: ____________________________  </w:t>
+      </w:r>
+    </w:p>
+    <w:p>
+      <w:pPr>
+        <w:numPr>
+          <w:ilvl w:val="0"/>
+          <w:numId w:val="1"/>
+        </w:numPr>
+      </w:pPr>
+      <w:r>
+        <w:t> </w:t>
       </w:r>
     </w:p>
     <w:p>
